--- a/Section 6/Configuration Management.docx
+++ b/Section 6/Configuration Management.docx
@@ -219,72 +219,178 @@
           <w:bCs/>
           <w:lang w:val="en-GB"/>
         </w:rPr>
-        <w:t>Lower to higher priority , as CMD has higher priority</w:t>
-      </w:r>
-    </w:p>
-    <w:p>
-      <w:pPr>
-        <w:rPr>
-          <w:lang w:val="en-GB"/>
-        </w:rPr>
-      </w:pPr>
-      <w:r>
-        <w:rPr>
-          <w:lang w:val="en-GB"/>
-        </w:rPr>
-        <w:t>Cm dargs, yaml files. Properties files, .env</w:t>
-      </w:r>
-    </w:p>
-    <w:p>
-      <w:pPr>
-        <w:rPr>
-          <w:lang w:val="en-GB"/>
-        </w:rPr>
-      </w:pPr>
-      <w:r>
-        <w:rPr>
-          <w:lang w:val="en-GB"/>
-        </w:rPr>
-        <w:t>By default it see from properties and yaml file</w:t>
-      </w:r>
-    </w:p>
-    <w:p>
-      <w:pPr>
-        <w:rPr>
-          <w:lang w:val="en-GB"/>
-        </w:rPr>
-      </w:pPr>
-      <w:r>
-        <w:rPr>
-          <w:lang w:val="en-GB"/>
-        </w:rPr>
-        <w:t>Javs system properties</w:t>
-      </w:r>
-    </w:p>
-    <w:p>
-      <w:pPr>
-        <w:rPr>
-          <w:lang w:val="en-GB"/>
-        </w:rPr>
-      </w:pPr>
-      <w:r>
-        <w:rPr>
-          <w:lang w:val="en-GB"/>
-        </w:rPr>
-        <w:t>ServletContext init params</w:t>
-      </w:r>
-    </w:p>
-    <w:p>
-      <w:pPr>
-        <w:rPr>
-          <w:lang w:val="en-GB"/>
-        </w:rPr>
-      </w:pPr>
-      <w:r>
-        <w:rPr>
-          <w:lang w:val="en-GB"/>
-        </w:rPr>
-        <w:t>ServletConfig inti params</w:t>
+        <w:t xml:space="preserve">Lower to higher </w:t>
+      </w:r>
+      <w:proofErr w:type="gramStart"/>
+      <w:r>
+        <w:rPr>
+          <w:b/>
+          <w:bCs/>
+          <w:lang w:val="en-GB"/>
+        </w:rPr>
+        <w:t>priority ,</w:t>
+      </w:r>
+      <w:proofErr w:type="gramEnd"/>
+      <w:r>
+        <w:rPr>
+          <w:b/>
+          <w:bCs/>
+          <w:lang w:val="en-GB"/>
+        </w:rPr>
+        <w:t xml:space="preserve"> as CMD has higher priority</w:t>
+      </w:r>
+    </w:p>
+    <w:p>
+      <w:pPr>
+        <w:rPr>
+          <w:lang w:val="en-GB"/>
+        </w:rPr>
+      </w:pPr>
+      <w:r>
+        <w:rPr>
+          <w:lang w:val="en-GB"/>
+        </w:rPr>
+        <w:t xml:space="preserve">Cm dargs, </w:t>
+      </w:r>
+      <w:proofErr w:type="spellStart"/>
+      <w:r>
+        <w:rPr>
+          <w:lang w:val="en-GB"/>
+        </w:rPr>
+        <w:t>yaml</w:t>
+      </w:r>
+      <w:proofErr w:type="spellEnd"/>
+      <w:r>
+        <w:rPr>
+          <w:lang w:val="en-GB"/>
+        </w:rPr>
+        <w:t xml:space="preserve"> files. Properties files</w:t>
+      </w:r>
+      <w:proofErr w:type="gramStart"/>
+      <w:r>
+        <w:rPr>
+          <w:lang w:val="en-GB"/>
+        </w:rPr>
+        <w:t>, .env</w:t>
+      </w:r>
+      <w:proofErr w:type="gramEnd"/>
+    </w:p>
+    <w:p>
+      <w:pPr>
+        <w:rPr>
+          <w:lang w:val="en-GB"/>
+        </w:rPr>
+      </w:pPr>
+      <w:r>
+        <w:rPr>
+          <w:lang w:val="en-GB"/>
+        </w:rPr>
+        <w:t xml:space="preserve">By </w:t>
+      </w:r>
+      <w:proofErr w:type="gramStart"/>
+      <w:r>
+        <w:rPr>
+          <w:lang w:val="en-GB"/>
+        </w:rPr>
+        <w:t>default</w:t>
+      </w:r>
+      <w:proofErr w:type="gramEnd"/>
+      <w:r>
+        <w:rPr>
+          <w:lang w:val="en-GB"/>
+        </w:rPr>
+        <w:t xml:space="preserve"> it see from properties and </w:t>
+      </w:r>
+      <w:proofErr w:type="spellStart"/>
+      <w:r>
+        <w:rPr>
+          <w:lang w:val="en-GB"/>
+        </w:rPr>
+        <w:t>yaml</w:t>
+      </w:r>
+      <w:proofErr w:type="spellEnd"/>
+      <w:r>
+        <w:rPr>
+          <w:lang w:val="en-GB"/>
+        </w:rPr>
+        <w:t xml:space="preserve"> file</w:t>
+      </w:r>
+    </w:p>
+    <w:p>
+      <w:pPr>
+        <w:rPr>
+          <w:lang w:val="en-GB"/>
+        </w:rPr>
+      </w:pPr>
+      <w:proofErr w:type="spellStart"/>
+      <w:r>
+        <w:rPr>
+          <w:lang w:val="en-GB"/>
+        </w:rPr>
+        <w:t>Javs</w:t>
+      </w:r>
+      <w:proofErr w:type="spellEnd"/>
+      <w:r>
+        <w:rPr>
+          <w:lang w:val="en-GB"/>
+        </w:rPr>
+        <w:t xml:space="preserve"> system properties</w:t>
+      </w:r>
+    </w:p>
+    <w:p>
+      <w:pPr>
+        <w:rPr>
+          <w:lang w:val="en-GB"/>
+        </w:rPr>
+      </w:pPr>
+      <w:proofErr w:type="spellStart"/>
+      <w:r>
+        <w:rPr>
+          <w:lang w:val="en-GB"/>
+        </w:rPr>
+        <w:t>ServletContext</w:t>
+      </w:r>
+      <w:proofErr w:type="spellEnd"/>
+      <w:r>
+        <w:rPr>
+          <w:lang w:val="en-GB"/>
+        </w:rPr>
+        <w:t xml:space="preserve"> </w:t>
+      </w:r>
+      <w:proofErr w:type="spellStart"/>
+      <w:r>
+        <w:rPr>
+          <w:lang w:val="en-GB"/>
+        </w:rPr>
+        <w:t>init</w:t>
+      </w:r>
+      <w:proofErr w:type="spellEnd"/>
+      <w:r>
+        <w:rPr>
+          <w:lang w:val="en-GB"/>
+        </w:rPr>
+        <w:t xml:space="preserve"> params</w:t>
+      </w:r>
+    </w:p>
+    <w:p>
+      <w:pPr>
+        <w:rPr>
+          <w:lang w:val="en-GB"/>
+        </w:rPr>
+      </w:pPr>
+      <w:proofErr w:type="spellStart"/>
+      <w:r>
+        <w:rPr>
+          <w:lang w:val="en-GB"/>
+        </w:rPr>
+        <w:t>ServletConfig</w:t>
+      </w:r>
+      <w:proofErr w:type="spellEnd"/>
+      <w:r>
+        <w:rPr>
+          <w:lang w:val="en-GB"/>
+        </w:rPr>
+        <w:t xml:space="preserve"> inti params</w:t>
       </w:r>
     </w:p>
     <w:p>
@@ -310,7 +416,21 @@
         <w:rPr>
           <w:lang w:val="en-GB"/>
         </w:rPr>
-        <w:t>CMD paramets &gt; JVM parameters</w:t>
+        <w:t xml:space="preserve">CMD </w:t>
+      </w:r>
+      <w:proofErr w:type="spellStart"/>
+      <w:r>
+        <w:rPr>
+          <w:lang w:val="en-GB"/>
+        </w:rPr>
+        <w:t>paramets</w:t>
+      </w:r>
+      <w:proofErr w:type="spellEnd"/>
+      <w:r>
+        <w:rPr>
+          <w:lang w:val="en-GB"/>
+        </w:rPr>
+        <w:t xml:space="preserve"> &gt; JVM parameters</w:t>
       </w:r>
     </w:p>
     <w:p>
@@ -388,7 +508,35 @@
         <w:rPr>
           <w:lang w:val="en-GB"/>
         </w:rPr>
-        <w:t xml:space="preserve"> environment; ( it is interface)</w:t>
+        <w:t xml:space="preserve"> </w:t>
+      </w:r>
+      <w:proofErr w:type="spellStart"/>
+      <w:r>
+        <w:rPr>
+          <w:lang w:val="en-GB"/>
+        </w:rPr>
+        <w:t>environment</w:t>
+      </w:r>
+      <w:proofErr w:type="spellEnd"/>
+      <w:r>
+        <w:rPr>
+          <w:lang w:val="en-GB"/>
+        </w:rPr>
+        <w:t xml:space="preserve">; </w:t>
+      </w:r>
+      <w:proofErr w:type="gramStart"/>
+      <w:r>
+        <w:rPr>
+          <w:lang w:val="en-GB"/>
+        </w:rPr>
+        <w:t>( it</w:t>
+      </w:r>
+      <w:proofErr w:type="gramEnd"/>
+      <w:r>
+        <w:rPr>
+          <w:lang w:val="en-GB"/>
+        </w:rPr>
+        <w:t xml:space="preserve"> is interface)</w:t>
       </w:r>
       <w:r>
         <w:rPr>
@@ -396,11 +544,19 @@
         </w:rPr>
         <w:t xml:space="preserve">, </w:t>
       </w:r>
-      <w:r>
-        <w:rPr>
-          <w:lang w:val="en-GB"/>
-        </w:rPr>
-        <w:t>Environment.getProperty(“property name”);</w:t>
+      <w:proofErr w:type="spellStart"/>
+      <w:r>
+        <w:rPr>
+          <w:lang w:val="en-GB"/>
+        </w:rPr>
+        <w:t>Environment.getProperty</w:t>
+      </w:r>
+      <w:proofErr w:type="spellEnd"/>
+      <w:r>
+        <w:rPr>
+          <w:lang w:val="en-GB"/>
+        </w:rPr>
+        <w:t>(“property name”);</w:t>
       </w:r>
       <w:r>
         <w:rPr>
@@ -438,7 +594,35 @@
         <w:rPr>
           <w:lang w:val="en-GB"/>
         </w:rPr>
-        <w:t xml:space="preserve"> ( Creating myConfig class and making properties there to be used)</w:t>
+        <w:t xml:space="preserve"> </w:t>
+      </w:r>
+      <w:proofErr w:type="gramStart"/>
+      <w:r>
+        <w:rPr>
+          <w:lang w:val="en-GB"/>
+        </w:rPr>
+        <w:t>( Creating</w:t>
+      </w:r>
+      <w:proofErr w:type="gramEnd"/>
+      <w:r>
+        <w:rPr>
+          <w:lang w:val="en-GB"/>
+        </w:rPr>
+        <w:t xml:space="preserve"> </w:t>
+      </w:r>
+      <w:proofErr w:type="spellStart"/>
+      <w:r>
+        <w:rPr>
+          <w:lang w:val="en-GB"/>
+        </w:rPr>
+        <w:t>myConfig</w:t>
+      </w:r>
+      <w:proofErr w:type="spellEnd"/>
+      <w:r>
+        <w:rPr>
+          <w:lang w:val="en-GB"/>
+        </w:rPr>
+        <w:t xml:space="preserve"> class and making properties there to be used)</w:t>
       </w:r>
       <w:r>
         <w:rPr>
@@ -450,13 +634,34 @@
         <w:rPr>
           <w:lang w:val="en-GB"/>
         </w:rPr>
-        <w:t xml:space="preserve"> ( for this make dto class, add properties in env or .properties, and add this in application class </w:t>
-      </w:r>
-      <w:r>
-        <w:rPr>
-          <w:lang w:val="en-PK"/>
-        </w:rPr>
-        <w:t>@EnableConfigurationProperties(value = {AccountsContactInfoDto.</w:t>
+        <w:t xml:space="preserve"> ( for this make </w:t>
+      </w:r>
+      <w:proofErr w:type="spellStart"/>
+      <w:r>
+        <w:rPr>
+          <w:lang w:val="en-GB"/>
+        </w:rPr>
+        <w:t>dto</w:t>
+      </w:r>
+      <w:proofErr w:type="spellEnd"/>
+      <w:r>
+        <w:rPr>
+          <w:lang w:val="en-GB"/>
+        </w:rPr>
+        <w:t xml:space="preserve"> class, add properties in env or .properties, and add this in application class </w:t>
+      </w:r>
+      <w:r>
+        <w:rPr>
+          <w:lang w:val="en-PK"/>
+        </w:rPr>
+        <w:t>@EnableConfigurationProperties(value = {</w:t>
+      </w:r>
+      <w:proofErr w:type="spellStart"/>
+      <w:r>
+        <w:rPr>
+          <w:lang w:val="en-PK"/>
+        </w:rPr>
+        <w:t>AccountsContactInfoDto.</w:t>
       </w:r>
       <w:r>
         <w:rPr>
@@ -466,6 +671,7 @@
         </w:rPr>
         <w:t>class</w:t>
       </w:r>
+      <w:proofErr w:type="spellEnd"/>
       <w:r>
         <w:rPr>
           <w:lang w:val="en-PK"/>
@@ -500,60 +706,148 @@
         <w:rPr>
           <w:lang w:val="en-PK"/>
         </w:rPr>
-        <w:t>(dev, qa, prod)</w:t>
-      </w:r>
-      <w:r>
-        <w:rPr>
-          <w:lang w:val="en-PK"/>
-        </w:rPr>
-        <w:t>, you can create multiple properites file like application_prod.properties</w:t>
-      </w:r>
-    </w:p>
-    <w:p>
-      <w:pPr>
-        <w:rPr>
-          <w:lang w:val="en-PK"/>
-        </w:rPr>
-      </w:pPr>
-      <w:r>
-        <w:rPr>
-          <w:lang w:val="en-PK"/>
-        </w:rPr>
-        <w:t>And spring.profiles.active=prod to activate a profile</w:t>
-      </w:r>
-    </w:p>
-    <w:p>
-      <w:pPr>
-        <w:rPr>
-          <w:lang w:val="en-PK"/>
-        </w:rPr>
-      </w:pPr>
-      <w:r>
-        <w:rPr>
-          <w:lang w:val="en-PK"/>
-        </w:rPr>
-        <w:t>Once an application is build and packages, don’t change config files, do it in external files</w:t>
-      </w:r>
-    </w:p>
-    <w:p>
-      <w:pPr>
-        <w:rPr>
-          <w:lang w:val="en-PK"/>
-        </w:rPr>
-      </w:pPr>
-    </w:p>
-    <w:p>
-      <w:pPr>
-        <w:rPr>
-          <w:lang w:val="en-PK"/>
-        </w:rPr>
-      </w:pPr>
-      <w:r>
-        <w:rPr>
-          <w:lang w:val="en-PK"/>
-        </w:rPr>
-        <w:t>Add this application.yml</w:t>
-      </w:r>
+        <w:t xml:space="preserve">(dev, </w:t>
+      </w:r>
+      <w:proofErr w:type="spellStart"/>
+      <w:r>
+        <w:rPr>
+          <w:lang w:val="en-PK"/>
+        </w:rPr>
+        <w:t>qa</w:t>
+      </w:r>
+      <w:proofErr w:type="spellEnd"/>
+      <w:r>
+        <w:rPr>
+          <w:lang w:val="en-PK"/>
+        </w:rPr>
+        <w:t>, prod)</w:t>
+      </w:r>
+      <w:r>
+        <w:rPr>
+          <w:lang w:val="en-PK"/>
+        </w:rPr>
+        <w:t xml:space="preserve">, you can create multiple </w:t>
+      </w:r>
+      <w:proofErr w:type="spellStart"/>
+      <w:r>
+        <w:rPr>
+          <w:lang w:val="en-PK"/>
+        </w:rPr>
+        <w:t>properites</w:t>
+      </w:r>
+      <w:proofErr w:type="spellEnd"/>
+      <w:r>
+        <w:rPr>
+          <w:lang w:val="en-PK"/>
+        </w:rPr>
+        <w:t xml:space="preserve"> file like </w:t>
+      </w:r>
+      <w:proofErr w:type="spellStart"/>
+      <w:r>
+        <w:rPr>
+          <w:lang w:val="en-PK"/>
+        </w:rPr>
+        <w:t>application_</w:t>
+      </w:r>
+      <w:proofErr w:type="gramStart"/>
+      <w:r>
+        <w:rPr>
+          <w:lang w:val="en-PK"/>
+        </w:rPr>
+        <w:t>prod.properties</w:t>
+      </w:r>
+      <w:proofErr w:type="spellEnd"/>
+      <w:proofErr w:type="gramEnd"/>
+    </w:p>
+    <w:p>
+      <w:pPr>
+        <w:rPr>
+          <w:lang w:val="en-PK"/>
+        </w:rPr>
+      </w:pPr>
+      <w:r>
+        <w:rPr>
+          <w:lang w:val="en-PK"/>
+        </w:rPr>
+        <w:t xml:space="preserve">And </w:t>
+      </w:r>
+      <w:proofErr w:type="spellStart"/>
+      <w:proofErr w:type="gramStart"/>
+      <w:r>
+        <w:rPr>
+          <w:lang w:val="en-PK"/>
+        </w:rPr>
+        <w:t>spring.profiles</w:t>
+      </w:r>
+      <w:proofErr w:type="gramEnd"/>
+      <w:r>
+        <w:rPr>
+          <w:lang w:val="en-PK"/>
+        </w:rPr>
+        <w:t>.active</w:t>
+      </w:r>
+      <w:proofErr w:type="spellEnd"/>
+      <w:r>
+        <w:rPr>
+          <w:lang w:val="en-PK"/>
+        </w:rPr>
+        <w:t>=prod to activate a profile</w:t>
+      </w:r>
+    </w:p>
+    <w:p>
+      <w:pPr>
+        <w:rPr>
+          <w:lang w:val="en-PK"/>
+        </w:rPr>
+      </w:pPr>
+      <w:r>
+        <w:rPr>
+          <w:lang w:val="en-PK"/>
+        </w:rPr>
+        <w:t xml:space="preserve">Once an application is </w:t>
+      </w:r>
+      <w:proofErr w:type="gramStart"/>
+      <w:r>
+        <w:rPr>
+          <w:lang w:val="en-PK"/>
+        </w:rPr>
+        <w:t>build</w:t>
+      </w:r>
+      <w:proofErr w:type="gramEnd"/>
+      <w:r>
+        <w:rPr>
+          <w:lang w:val="en-PK"/>
+        </w:rPr>
+        <w:t xml:space="preserve"> and packages, don’t change config files, do it in external files</w:t>
+      </w:r>
+    </w:p>
+    <w:p>
+      <w:pPr>
+        <w:rPr>
+          <w:lang w:val="en-PK"/>
+        </w:rPr>
+      </w:pPr>
+    </w:p>
+    <w:p>
+      <w:pPr>
+        <w:rPr>
+          <w:lang w:val="en-PK"/>
+        </w:rPr>
+      </w:pPr>
+      <w:r>
+        <w:rPr>
+          <w:lang w:val="en-PK"/>
+        </w:rPr>
+        <w:t xml:space="preserve">Add this </w:t>
+      </w:r>
+      <w:proofErr w:type="spellStart"/>
+      <w:r>
+        <w:rPr>
+          <w:lang w:val="en-PK"/>
+        </w:rPr>
+        <w:t>application.yml</w:t>
+      </w:r>
+      <w:proofErr w:type="spellEnd"/>
     </w:p>
     <w:p>
       <w:pPr>
@@ -601,14 +895,42 @@
           <w:lang w:val="en-PK"/>
         </w:rPr>
         <w:br/>
-        <w:t xml:space="preserve">    - "application_qa.yml"</w:t>
+        <w:t xml:space="preserve">    - "</w:t>
+      </w:r>
+      <w:proofErr w:type="spellStart"/>
+      <w:r>
+        <w:rPr>
+          <w:lang w:val="en-PK"/>
+        </w:rPr>
+        <w:t>application_qa.yml</w:t>
+      </w:r>
+      <w:proofErr w:type="spellEnd"/>
+      <w:r>
+        <w:rPr>
+          <w:lang w:val="en-PK"/>
+        </w:rPr>
+        <w:t>"</w:t>
       </w:r>
       <w:r>
         <w:rPr>
           <w:lang w:val="en-PK"/>
         </w:rPr>
         <w:br/>
-        <w:t xml:space="preserve">    - "application_prod.yml"</w:t>
+        <w:t xml:space="preserve">    - "</w:t>
+      </w:r>
+      <w:proofErr w:type="spellStart"/>
+      <w:r>
+        <w:rPr>
+          <w:lang w:val="en-PK"/>
+        </w:rPr>
+        <w:t>application_prod.yml</w:t>
+      </w:r>
+      <w:proofErr w:type="spellEnd"/>
+      <w:r>
+        <w:rPr>
+          <w:lang w:val="en-PK"/>
+        </w:rPr>
+        <w:t>"</w:t>
       </w:r>
       <w:r>
         <w:rPr>
@@ -656,31 +978,63 @@
           <w:lang w:val="en-PK"/>
         </w:rPr>
         <w:br/>
-        <w:t xml:space="preserve">    - "qa"</w:t>
-      </w:r>
-    </w:p>
-    <w:p>
-      <w:pPr>
-        <w:rPr>
-          <w:lang w:val="en-PK"/>
-        </w:rPr>
-      </w:pPr>
-    </w:p>
-    <w:p>
-      <w:pPr>
-        <w:rPr>
-          <w:b/>
-          <w:bCs/>
-          <w:lang w:val="en-PK"/>
-        </w:rPr>
-      </w:pPr>
-      <w:r>
-        <w:rPr>
-          <w:b/>
-          <w:bCs/>
-          <w:lang w:val="en-PK"/>
-        </w:rPr>
-        <w:t xml:space="preserve">for application_prod add this </w:t>
+        <w:t xml:space="preserve">    - "</w:t>
+      </w:r>
+      <w:proofErr w:type="spellStart"/>
+      <w:r>
+        <w:rPr>
+          <w:lang w:val="en-PK"/>
+        </w:rPr>
+        <w:t>qa</w:t>
+      </w:r>
+      <w:proofErr w:type="spellEnd"/>
+      <w:r>
+        <w:rPr>
+          <w:lang w:val="en-PK"/>
+        </w:rPr>
+        <w:t>"</w:t>
+      </w:r>
+    </w:p>
+    <w:p>
+      <w:pPr>
+        <w:rPr>
+          <w:lang w:val="en-PK"/>
+        </w:rPr>
+      </w:pPr>
+    </w:p>
+    <w:p>
+      <w:pPr>
+        <w:rPr>
+          <w:b/>
+          <w:bCs/>
+          <w:lang w:val="en-PK"/>
+        </w:rPr>
+      </w:pPr>
+      <w:r>
+        <w:rPr>
+          <w:b/>
+          <w:bCs/>
+          <w:lang w:val="en-PK"/>
+        </w:rPr>
+        <w:t xml:space="preserve">for </w:t>
+      </w:r>
+      <w:proofErr w:type="spellStart"/>
+      <w:r>
+        <w:rPr>
+          <w:b/>
+          <w:bCs/>
+          <w:lang w:val="en-PK"/>
+        </w:rPr>
+        <w:t>application_prod</w:t>
+      </w:r>
+      <w:proofErr w:type="spellEnd"/>
+      <w:r>
+        <w:rPr>
+          <w:b/>
+          <w:bCs/>
+          <w:lang w:val="en-PK"/>
+        </w:rPr>
+        <w:t xml:space="preserve"> add this </w:t>
       </w:r>
     </w:p>
     <w:p>
@@ -781,7 +1135,25 @@
           <w:bCs/>
           <w:lang w:val="en-PK"/>
         </w:rPr>
-        <w:t>for application_qa add this</w:t>
+        <w:t xml:space="preserve">for </w:t>
+      </w:r>
+      <w:proofErr w:type="spellStart"/>
+      <w:r>
+        <w:rPr>
+          <w:b/>
+          <w:bCs/>
+          <w:lang w:val="en-PK"/>
+        </w:rPr>
+        <w:t>application_qa</w:t>
+      </w:r>
+      <w:proofErr w:type="spellEnd"/>
+      <w:r>
+        <w:rPr>
+          <w:b/>
+          <w:bCs/>
+          <w:lang w:val="en-PK"/>
+        </w:rPr>
+        <w:t xml:space="preserve"> add this</w:t>
       </w:r>
     </w:p>
     <w:p>
@@ -865,8 +1237,508 @@
         <w:rPr>
           <w:lang w:val="en-PK"/>
         </w:rPr>
-        <w:t>: "qa"</w:t>
-      </w:r>
+        <w:t>: "</w:t>
+      </w:r>
+      <w:proofErr w:type="spellStart"/>
+      <w:r>
+        <w:rPr>
+          <w:lang w:val="en-PK"/>
+        </w:rPr>
+        <w:t>qa</w:t>
+      </w:r>
+      <w:proofErr w:type="spellEnd"/>
+      <w:r>
+        <w:rPr>
+          <w:lang w:val="en-PK"/>
+        </w:rPr>
+        <w:t>"</w:t>
+      </w:r>
+    </w:p>
+    <w:p>
+      <w:pPr>
+        <w:rPr>
+          <w:lang w:val="en-PK"/>
+        </w:rPr>
+      </w:pPr>
+    </w:p>
+    <w:p>
+      <w:pPr>
+        <w:rPr>
+          <w:b/>
+          <w:bCs/>
+          <w:lang w:val="en-PK"/>
+        </w:rPr>
+      </w:pPr>
+      <w:r>
+        <w:rPr>
+          <w:b/>
+          <w:bCs/>
+          <w:lang w:val="en-PK"/>
+        </w:rPr>
+        <w:t xml:space="preserve">Giving program arguments </w:t>
+      </w:r>
+      <w:r>
+        <w:rPr>
+          <w:b/>
+          <w:bCs/>
+          <w:lang w:val="en-PK"/>
+        </w:rPr>
+        <w:t>using command line:</w:t>
+      </w:r>
+    </w:p>
+    <w:p>
+      <w:pPr>
+        <w:rPr>
+          <w:lang w:val="en-PK"/>
+        </w:rPr>
+      </w:pPr>
+      <w:r>
+        <w:rPr>
+          <w:lang w:val="en-PK"/>
+        </w:rPr>
+        <w:t>--</w:t>
+      </w:r>
+      <w:proofErr w:type="spellStart"/>
+      <w:proofErr w:type="gramStart"/>
+      <w:r>
+        <w:rPr>
+          <w:lang w:val="en-PK"/>
+        </w:rPr>
+        <w:t>spring.profiles</w:t>
+      </w:r>
+      <w:proofErr w:type="gramEnd"/>
+      <w:r>
+        <w:rPr>
+          <w:lang w:val="en-PK"/>
+        </w:rPr>
+        <w:t>.active</w:t>
+      </w:r>
+      <w:proofErr w:type="spellEnd"/>
+      <w:r>
+        <w:rPr>
+          <w:lang w:val="en-PK"/>
+        </w:rPr>
+        <w:t>=prod --</w:t>
+      </w:r>
+      <w:proofErr w:type="spellStart"/>
+      <w:r>
+        <w:rPr>
+          <w:lang w:val="en-PK"/>
+        </w:rPr>
+        <w:t>build.version</w:t>
+      </w:r>
+      <w:proofErr w:type="spellEnd"/>
+      <w:r>
+        <w:rPr>
+          <w:lang w:val="en-PK"/>
+        </w:rPr>
+        <w:t>=1.1</w:t>
+      </w:r>
+    </w:p>
+    <w:p>
+      <w:pPr>
+        <w:rPr>
+          <w:lang w:val="en-PK"/>
+        </w:rPr>
+      </w:pPr>
+      <w:r>
+        <w:rPr>
+          <w:lang w:val="en-PK"/>
+        </w:rPr>
+        <w:drawing>
+          <wp:inline distT="0" distB="0" distL="0" distR="0" wp14:anchorId="5F0D9EB1" wp14:editId="3B80068B">
+            <wp:extent cx="5731510" cy="2804795"/>
+            <wp:effectExtent l="0" t="0" r="2540" b="0"/>
+            <wp:docPr id="1" name="Picture 1"/>
+            <wp:cNvGraphicFramePr>
+              <a:graphicFrameLocks xmlns:a="http://schemas.openxmlformats.org/drawingml/2006/main" noChangeAspect="1"/>
+            </wp:cNvGraphicFramePr>
+            <a:graphic xmlns:a="http://schemas.openxmlformats.org/drawingml/2006/main">
+              <a:graphicData uri="http://schemas.openxmlformats.org/drawingml/2006/picture">
+                <pic:pic xmlns:pic="http://schemas.openxmlformats.org/drawingml/2006/picture">
+                  <pic:nvPicPr>
+                    <pic:cNvPr id="1" name=""/>
+                    <pic:cNvPicPr/>
+                  </pic:nvPicPr>
+                  <pic:blipFill>
+                    <a:blip r:embed="rId5"/>
+                    <a:stretch>
+                      <a:fillRect/>
+                    </a:stretch>
+                  </pic:blipFill>
+                  <pic:spPr>
+                    <a:xfrm>
+                      <a:off x="0" y="0"/>
+                      <a:ext cx="5731510" cy="2804795"/>
+                    </a:xfrm>
+                    <a:prstGeom prst="rect">
+                      <a:avLst/>
+                    </a:prstGeom>
+                  </pic:spPr>
+                </pic:pic>
+              </a:graphicData>
+            </a:graphic>
+          </wp:inline>
+        </w:drawing>
+      </w:r>
+    </w:p>
+    <w:p>
+      <w:pPr>
+        <w:rPr>
+          <w:lang w:val="en-PK"/>
+        </w:rPr>
+      </w:pPr>
+    </w:p>
+    <w:p>
+      <w:pPr>
+        <w:rPr>
+          <w:lang w:val="en-PK"/>
+        </w:rPr>
+      </w:pPr>
+    </w:p>
+    <w:p>
+      <w:pPr>
+        <w:rPr>
+          <w:b/>
+          <w:bCs/>
+          <w:lang w:val="en-PK"/>
+        </w:rPr>
+      </w:pPr>
+      <w:r>
+        <w:rPr>
+          <w:b/>
+          <w:bCs/>
+          <w:lang w:val="en-PK"/>
+        </w:rPr>
+        <w:lastRenderedPageBreak/>
+        <w:t xml:space="preserve">Giving program arguments </w:t>
+      </w:r>
+      <w:r>
+        <w:rPr>
+          <w:b/>
+          <w:bCs/>
+          <w:lang w:val="en-PK"/>
+        </w:rPr>
+        <w:t>using</w:t>
+      </w:r>
+      <w:r>
+        <w:rPr>
+          <w:b/>
+          <w:bCs/>
+          <w:lang w:val="en-PK"/>
+        </w:rPr>
+        <w:t xml:space="preserve"> JVM options</w:t>
+      </w:r>
+      <w:r>
+        <w:rPr>
+          <w:b/>
+          <w:bCs/>
+          <w:lang w:val="en-PK"/>
+        </w:rPr>
+        <w:t>:</w:t>
+      </w:r>
+    </w:p>
+    <w:p>
+      <w:pPr>
+        <w:rPr>
+          <w:lang w:val="en-PK"/>
+        </w:rPr>
+      </w:pPr>
+      <w:r>
+        <w:rPr>
+          <w:lang w:val="en-PK"/>
+        </w:rPr>
+        <w:t>-</w:t>
+      </w:r>
+      <w:proofErr w:type="spellStart"/>
+      <w:proofErr w:type="gramStart"/>
+      <w:r>
+        <w:rPr>
+          <w:lang w:val="en-PK"/>
+        </w:rPr>
+        <w:t>Dspring.profiles.active</w:t>
+      </w:r>
+      <w:proofErr w:type="spellEnd"/>
+      <w:proofErr w:type="gramEnd"/>
+      <w:r>
+        <w:rPr>
+          <w:lang w:val="en-PK"/>
+        </w:rPr>
+        <w:t>=prod -</w:t>
+      </w:r>
+      <w:proofErr w:type="spellStart"/>
+      <w:r>
+        <w:rPr>
+          <w:lang w:val="en-PK"/>
+        </w:rPr>
+        <w:t>Dbuild.version</w:t>
+      </w:r>
+      <w:proofErr w:type="spellEnd"/>
+      <w:r>
+        <w:rPr>
+          <w:lang w:val="en-PK"/>
+        </w:rPr>
+        <w:t>=1.</w:t>
+      </w:r>
+      <w:r>
+        <w:rPr>
+          <w:lang w:val="en-PK"/>
+        </w:rPr>
+        <w:t>3</w:t>
+      </w:r>
+    </w:p>
+    <w:p>
+      <w:pPr>
+        <w:rPr>
+          <w:lang w:val="en-PK"/>
+        </w:rPr>
+      </w:pPr>
+    </w:p>
+    <w:p>
+      <w:pPr>
+        <w:rPr>
+          <w:lang w:val="en-PK"/>
+        </w:rPr>
+      </w:pPr>
+      <w:r>
+        <w:rPr>
+          <w:lang w:val="en-PK"/>
+        </w:rPr>
+        <w:drawing>
+          <wp:inline distT="0" distB="0" distL="0" distR="0" wp14:anchorId="3E0CF3C0" wp14:editId="2374FB05">
+            <wp:extent cx="5731510" cy="2504440"/>
+            <wp:effectExtent l="0" t="0" r="2540" b="0"/>
+            <wp:docPr id="3" name="Picture 3"/>
+            <wp:cNvGraphicFramePr>
+              <a:graphicFrameLocks xmlns:a="http://schemas.openxmlformats.org/drawingml/2006/main" noChangeAspect="1"/>
+            </wp:cNvGraphicFramePr>
+            <a:graphic xmlns:a="http://schemas.openxmlformats.org/drawingml/2006/main">
+              <a:graphicData uri="http://schemas.openxmlformats.org/drawingml/2006/picture">
+                <pic:pic xmlns:pic="http://schemas.openxmlformats.org/drawingml/2006/picture">
+                  <pic:nvPicPr>
+                    <pic:cNvPr id="1" name=""/>
+                    <pic:cNvPicPr/>
+                  </pic:nvPicPr>
+                  <pic:blipFill>
+                    <a:blip r:embed="rId6"/>
+                    <a:stretch>
+                      <a:fillRect/>
+                    </a:stretch>
+                  </pic:blipFill>
+                  <pic:spPr>
+                    <a:xfrm>
+                      <a:off x="0" y="0"/>
+                      <a:ext cx="5731510" cy="2504440"/>
+                    </a:xfrm>
+                    <a:prstGeom prst="rect">
+                      <a:avLst/>
+                    </a:prstGeom>
+                  </pic:spPr>
+                </pic:pic>
+              </a:graphicData>
+            </a:graphic>
+          </wp:inline>
+        </w:drawing>
+      </w:r>
+    </w:p>
+    <w:p>
+      <w:pPr>
+        <w:rPr>
+          <w:b/>
+          <w:bCs/>
+          <w:lang w:val="en-PK"/>
+        </w:rPr>
+      </w:pPr>
+      <w:r>
+        <w:rPr>
+          <w:b/>
+          <w:bCs/>
+          <w:lang w:val="en-PK"/>
+        </w:rPr>
+        <w:t xml:space="preserve">Giving program arguments </w:t>
+      </w:r>
+      <w:r>
+        <w:rPr>
+          <w:b/>
+          <w:bCs/>
+          <w:lang w:val="en-PK"/>
+        </w:rPr>
+        <w:t>using</w:t>
+      </w:r>
+      <w:r>
+        <w:rPr>
+          <w:b/>
+          <w:bCs/>
+          <w:lang w:val="en-PK"/>
+        </w:rPr>
+        <w:t xml:space="preserve"> env </w:t>
+      </w:r>
+      <w:r>
+        <w:rPr>
+          <w:b/>
+          <w:bCs/>
+          <w:lang w:val="en-PK"/>
+        </w:rPr>
+        <w:t>arguments</w:t>
+      </w:r>
+      <w:r>
+        <w:rPr>
+          <w:b/>
+          <w:bCs/>
+          <w:lang w:val="en-PK"/>
+        </w:rPr>
+        <w:t>:</w:t>
+      </w:r>
+    </w:p>
+    <w:p>
+      <w:pPr>
+        <w:rPr>
+          <w:lang w:val="en-PK"/>
+        </w:rPr>
+      </w:pPr>
+      <w:r>
+        <w:rPr>
+          <w:lang w:val="en-PK"/>
+        </w:rPr>
+        <w:t>SPRING_PROFILES_ACTIVE</w:t>
+      </w:r>
+      <w:r>
+        <w:rPr>
+          <w:lang w:val="en-PK"/>
+        </w:rPr>
+        <w:t>=</w:t>
+      </w:r>
+      <w:proofErr w:type="spellStart"/>
+      <w:proofErr w:type="gramStart"/>
+      <w:r>
+        <w:rPr>
+          <w:lang w:val="en-PK"/>
+        </w:rPr>
+        <w:t>prod</w:t>
+      </w:r>
+      <w:r>
+        <w:rPr>
+          <w:lang w:val="en-PK"/>
+        </w:rPr>
+        <w:t>;BUILD</w:t>
+      </w:r>
+      <w:proofErr w:type="gramEnd"/>
+      <w:r>
+        <w:rPr>
+          <w:lang w:val="en-PK"/>
+        </w:rPr>
+        <w:t>_VERSION</w:t>
+      </w:r>
+      <w:proofErr w:type="spellEnd"/>
+      <w:r>
+        <w:rPr>
+          <w:lang w:val="en-PK"/>
+        </w:rPr>
+        <w:t>=1.4</w:t>
+      </w:r>
+    </w:p>
+    <w:p>
+      <w:pPr>
+        <w:rPr>
+          <w:lang w:val="en-PK"/>
+        </w:rPr>
+      </w:pPr>
+      <w:r>
+        <w:rPr>
+          <w:lang w:val="en-PK"/>
+        </w:rPr>
+        <w:drawing>
+          <wp:inline distT="0" distB="0" distL="0" distR="0" wp14:anchorId="37DF0C5E" wp14:editId="64EF25D2">
+            <wp:extent cx="4806462" cy="3361222"/>
+            <wp:effectExtent l="0" t="0" r="0" b="0"/>
+            <wp:docPr id="5" name="Picture 5"/>
+            <wp:cNvGraphicFramePr>
+              <a:graphicFrameLocks xmlns:a="http://schemas.openxmlformats.org/drawingml/2006/main" noChangeAspect="1"/>
+            </wp:cNvGraphicFramePr>
+            <a:graphic xmlns:a="http://schemas.openxmlformats.org/drawingml/2006/main">
+              <a:graphicData uri="http://schemas.openxmlformats.org/drawingml/2006/picture">
+                <pic:pic xmlns:pic="http://schemas.openxmlformats.org/drawingml/2006/picture">
+                  <pic:nvPicPr>
+                    <pic:cNvPr id="1" name=""/>
+                    <pic:cNvPicPr/>
+                  </pic:nvPicPr>
+                  <pic:blipFill>
+                    <a:blip r:embed="rId7"/>
+                    <a:stretch>
+                      <a:fillRect/>
+                    </a:stretch>
+                  </pic:blipFill>
+                  <pic:spPr>
+                    <a:xfrm>
+                      <a:off x="0" y="0"/>
+                      <a:ext cx="4809369" cy="3363255"/>
+                    </a:xfrm>
+                    <a:prstGeom prst="rect">
+                      <a:avLst/>
+                    </a:prstGeom>
+                  </pic:spPr>
+                </pic:pic>
+              </a:graphicData>
+            </a:graphic>
+          </wp:inline>
+        </w:drawing>
+      </w:r>
+    </w:p>
+    <w:p>
+      <w:pPr>
+        <w:rPr>
+          <w:lang w:val="en-PK"/>
+        </w:rPr>
+      </w:pPr>
+    </w:p>
+    <w:p>
+      <w:pPr>
+        <w:rPr>
+          <w:lang w:val="en-PK"/>
+        </w:rPr>
+      </w:pPr>
+    </w:p>
+    <w:p>
+      <w:pPr>
+        <w:rPr>
+          <w:lang w:val="en-PK"/>
+        </w:rPr>
+      </w:pPr>
+    </w:p>
+    <w:p>
+      <w:pPr>
+        <w:rPr>
+          <w:lang w:val="en-PK"/>
+        </w:rPr>
+      </w:pPr>
+    </w:p>
+    <w:p>
+      <w:pPr>
+        <w:rPr>
+          <w:lang w:val="en-PK"/>
+        </w:rPr>
+      </w:pPr>
+    </w:p>
+    <w:p>
+      <w:pPr>
+        <w:rPr>
+          <w:lang w:val="en-PK"/>
+        </w:rPr>
+      </w:pPr>
+    </w:p>
+    <w:p>
+      <w:pPr>
+        <w:rPr>
+          <w:lang w:val="en-PK"/>
+        </w:rPr>
+      </w:pPr>
+    </w:p>
+    <w:p>
+      <w:pPr>
+        <w:rPr>
+          <w:lang w:val="en-PK"/>
+        </w:rPr>
+      </w:pPr>
     </w:p>
     <w:p>
       <w:pPr>
@@ -1736,7 +2608,7 @@
   <w:style w:type="paragraph" w:default="1" w:styleId="Normal">
     <w:name w:val="Normal"/>
     <w:qFormat/>
-    <w:rsid w:val="00A634D6"/>
+    <w:rsid w:val="00045572"/>
     <w:pPr>
       <w:spacing w:line="259" w:lineRule="auto"/>
     </w:pPr>
